--- a/pr-preview/pr-247/prediction-handout-tracked-changes.docx
+++ b/pr-preview/pr-247/prediction-handout-tracked-changes.docx
@@ -26,7 +26,7 @@
       </w:pPr>
       <w:ins w:id="2" w:author="PR Preview" w:date="2026-01-01T00:00:00Z">
         <w:r>
-          <w:t xml:space="preserve">Last modified: 2026-10-16 02:22:08 (PDT)</w:t>
+          <w:t xml:space="preserve">Last modified: 2026-10-16 02:43:34 (PDT)</w:t>
         </w:r>
       </w:ins>
     </w:p>
@@ -596,16 +596,21 @@
           </m:rPr>
           <m:t>;</m:t>
         </m:r>
-        <m:acc>
-          <m:accPr>
-            <m:chr m:val="̃"/>
-          </m:accPr>
+        <m:limLow>
           <m:e>
             <m:r>
               <m:t>θ</m:t>
             </m:r>
           </m:e>
-        </m:acc>
+          <m:lim>
+            <m:r>
+              <m:rPr>
+                <m:sty m:val="p"/>
+              </m:rPr>
+              <m:t>∼</m:t>
+            </m:r>
+          </m:lim>
+        </m:limLow>
         <m:r>
           <m:rPr>
             <m:sty m:val="p"/>
@@ -623,16 +628,21 @@
         <w:t xml:space="preserve"> </w:t>
       </w:r>
       <m:oMath>
-        <m:acc>
-          <m:accPr>
-            <m:chr m:val="̃"/>
-          </m:accPr>
+        <m:limLow>
           <m:e>
             <m:r>
               <m:t>θ</m:t>
             </m:r>
           </m:e>
-        </m:acc>
+          <m:lim>
+            <m:r>
+              <m:rPr>
+                <m:sty m:val="p"/>
+              </m:rPr>
+              <m:t>∼</m:t>
+            </m:r>
+          </m:lim>
+        </m:limLow>
       </m:oMath>
       <w:r>
         <w:t xml:space="preserve">,</w:t>
@@ -652,16 +662,21 @@
             <m:chr m:val="̂"/>
           </m:accPr>
           <m:e>
-            <m:acc>
-              <m:accPr>
-                <m:chr m:val="̃"/>
-              </m:accPr>
+            <m:limLow>
               <m:e>
                 <m:r>
                   <m:t>θ</m:t>
                 </m:r>
               </m:e>
-            </m:acc>
+              <m:lim>
+                <m:r>
+                  <m:rPr>
+                    <m:sty m:val="p"/>
+                  </m:rPr>
+                  <m:t>∼</m:t>
+                </m:r>
+              </m:lim>
+            </m:limLow>
           </m:e>
         </m:acc>
       </m:oMath>
@@ -675,16 +690,21 @@
         <w:t xml:space="preserve"> </w:t>
       </w:r>
       <m:oMath>
-        <m:acc>
-          <m:accPr>
-            <m:chr m:val="̃"/>
-          </m:accPr>
+        <m:limLow>
           <m:e>
             <m:r>
               <m:t>θ</m:t>
             </m:r>
           </m:e>
-        </m:acc>
+          <m:lim>
+            <m:r>
+              <m:rPr>
+                <m:sty m:val="p"/>
+              </m:rPr>
+              <m:t>∼</m:t>
+            </m:r>
+          </m:lim>
+        </m:limLow>
       </m:oMath>
       <w:r>
         <w:t xml:space="preserve">.</w:t>
@@ -807,16 +827,21 @@
               <m:chr m:val="̂"/>
             </m:accPr>
             <m:e>
-              <m:acc>
-                <m:accPr>
-                  <m:chr m:val="̃"/>
-                </m:accPr>
+              <m:limLow>
                 <m:e>
                   <m:r>
                     <m:t>θ</m:t>
                   </m:r>
                 </m:e>
-              </m:acc>
+                <m:lim>
+                  <m:r>
+                    <m:rPr>
+                      <m:sty m:val="p"/>
+                    </m:rPr>
+                    <m:t>∼</m:t>
+                  </m:r>
+                </m:lim>
+              </m:limLow>
             </m:e>
           </m:acc>
           <m:r>
@@ -1450,16 +1475,21 @@
               <m:chr m:val="̂"/>
             </m:accPr>
             <m:e>
-              <m:acc>
-                <m:accPr>
-                  <m:chr m:val="̃"/>
-                </m:accPr>
+              <m:limLow>
                 <m:e>
                   <m:r>
                     <m:t>θ</m:t>
                   </m:r>
                 </m:e>
-              </m:acc>
+                <m:lim>
+                  <m:r>
+                    <m:rPr>
+                      <m:sty m:val="p"/>
+                    </m:rPr>
+                    <m:t>∼</m:t>
+                  </m:r>
+                </m:lim>
+              </m:limLow>
             </m:e>
           </m:acc>
           <m:r>
@@ -1865,53 +1895,75 @@
       <w:pPr>
         <w:pStyle w:val="FirstParagraph"/>
       </w:pPr>
-      <w:r>
-        <w:rPr>
-          <w:b/>
-          <w:bCs/>
-        </w:rPr>
-        <w:t xml:space="preserve">Exercise 1 (Prediction error and residual of a fitted observation)</w:t>
-      </w:r>
-      <w:r>
-        <w:t xml:space="preserve"> </w:t>
-      </w:r>
-      <w:r>
-        <w:t xml:space="preserve">For an observation</w:t>
-      </w:r>
-      <w:r>
-        <w:t xml:space="preserve"> </w:t>
-      </w:r>
+      <w:del w:id="3" w:author="PR Preview" w:date="2026-01-01T00:00:00Z">
+        <w:r>
+          <w:rPr>
+            <w:b/>
+            <w:bCs/>
+          </w:rPr>
+          <w:delText xml:space="preserve">Exercise 1 (Prediction error and residual of a fitted observation)</w:delText>
+        </w:r>
+      </w:del>
+      <w:del w:id="4" w:author="PR Preview" w:date="2026-01-01T00:00:00Z">
+        <w:r>
+          <w:delText xml:space="preserve"> </w:delText>
+        </w:r>
+      </w:del>
+      <w:del w:id="5" w:author="PR Preview" w:date="2026-01-01T00:00:00Z">
+        <w:r>
+          <w:delText xml:space="preserve">For an observation</w:delText>
+        </w:r>
+      </w:del>
+      <w:del w:id="6" w:author="PR Preview" w:date="2026-01-01T00:00:00Z">
+        <w:r>
+          <w:delText xml:space="preserve"> </w:delText>
+        </w:r>
+      </w:del>
       <m:oMath>
         <m:r>
           <m:t>i</m:t>
         </m:r>
       </m:oMath>
-      <w:r>
-        <w:t xml:space="preserve"> </w:t>
-      </w:r>
-      <w:r>
-        <w:t xml:space="preserve">that was used to fit the model,</w:t>
-      </w:r>
-      <w:r>
-        <w:t xml:space="preserve"> </w:t>
-      </w:r>
-      <w:r>
-        <w:t xml:space="preserve">write its</w:t>
-      </w:r>
-      <w:r>
-        <w:t xml:space="preserve"> </w:t>
-      </w:r>
+      <w:del w:id="7" w:author="PR Preview" w:date="2026-01-01T00:00:00Z">
+        <w:r>
+          <w:delText xml:space="preserve"> </w:delText>
+        </w:r>
+      </w:del>
+      <w:del w:id="8" w:author="PR Preview" w:date="2026-01-01T00:00:00Z">
+        <w:r>
+          <w:delText xml:space="preserve">that was used to fit the model,</w:delText>
+        </w:r>
+      </w:del>
+      <w:del w:id="9" w:author="PR Preview" w:date="2026-01-01T00:00:00Z">
+        <w:r>
+          <w:delText xml:space="preserve"> </w:delText>
+        </w:r>
+      </w:del>
+      <w:del w:id="10" w:author="PR Preview" w:date="2026-01-01T00:00:00Z">
+        <w:r>
+          <w:delText xml:space="preserve">write its</w:delText>
+        </w:r>
+      </w:del>
+      <w:del w:id="11" w:author="PR Preview" w:date="2026-01-01T00:00:00Z">
+        <w:r>
+          <w:delText xml:space="preserve"> </w:delText>
+        </w:r>
+      </w:del>
       <w:hyperlink w:anchor="def-prediction-error">
-        <w:r>
-          <w:rPr>
-            <w:rStyle w:val="Hyperlink"/>
-          </w:rPr>
-          <w:t xml:space="preserve">prediction error</w:t>
-        </w:r>
+        <w:del w:id="12" w:author="PR Preview" w:date="2026-01-01T00:00:00Z">
+          <w:r>
+            <w:rPr>
+              <w:rStyle w:val="Hyperlink"/>
+            </w:rPr>
+            <w:delText xml:space="preserve">prediction error</w:delText>
+          </w:r>
+        </w:del>
       </w:hyperlink>
-      <w:r>
-        <w:t xml:space="preserve"> </w:t>
-      </w:r>
+      <w:del w:id="13" w:author="PR Preview" w:date="2026-01-01T00:00:00Z">
+        <w:r>
+          <w:delText xml:space="preserve"> </w:delText>
+        </w:r>
+      </w:del>
       <m:oMath>
         <m:sSub>
           <m:e>
@@ -1926,26 +1978,36 @@
           </m:sub>
         </m:sSub>
       </m:oMath>
-      <w:r>
-        <w:t xml:space="preserve"> </w:t>
-      </w:r>
-      <w:r>
-        <w:t xml:space="preserve">in terms of its</w:t>
-      </w:r>
-      <w:r>
-        <w:t xml:space="preserve"> </w:t>
-      </w:r>
+      <w:del w:id="14" w:author="PR Preview" w:date="2026-01-01T00:00:00Z">
+        <w:r>
+          <w:delText xml:space="preserve"> </w:delText>
+        </w:r>
+      </w:del>
+      <w:del w:id="15" w:author="PR Preview" w:date="2026-01-01T00:00:00Z">
+        <w:r>
+          <w:delText xml:space="preserve">in terms of its</w:delText>
+        </w:r>
+      </w:del>
+      <w:del w:id="16" w:author="PR Preview" w:date="2026-01-01T00:00:00Z">
+        <w:r>
+          <w:delText xml:space="preserve"> </w:delText>
+        </w:r>
+      </w:del>
       <w:hyperlink w:anchor="def-residual">
-        <w:r>
-          <w:rPr>
-            <w:rStyle w:val="Hyperlink"/>
-          </w:rPr>
-          <w:t xml:space="preserve">residual</w:t>
-        </w:r>
+        <w:del w:id="17" w:author="PR Preview" w:date="2026-01-01T00:00:00Z">
+          <w:r>
+            <w:rPr>
+              <w:rStyle w:val="Hyperlink"/>
+            </w:rPr>
+            <w:delText xml:space="preserve">residual</w:delText>
+          </w:r>
+        </w:del>
       </w:hyperlink>
-      <w:r>
-        <w:t xml:space="preserve"> </w:t>
-      </w:r>
+      <w:del w:id="18" w:author="PR Preview" w:date="2026-01-01T00:00:00Z">
+        <w:r>
+          <w:delText xml:space="preserve"> </w:delText>
+        </w:r>
+      </w:del>
       <m:oMath>
         <m:sSub>
           <m:e>
@@ -1960,9 +2022,143 @@
           </m:sub>
         </m:sSub>
       </m:oMath>
-      <w:r>
-        <w:t xml:space="preserve">.</w:t>
-      </w:r>
+      <w:del w:id="19" w:author="PR Preview" w:date="2026-01-01T00:00:00Z">
+        <w:r>
+          <w:delText xml:space="preserve">.</w:delText>
+        </w:r>
+      </w:del>
+    </w:p>
+    <w:p>
+      <w:pPr>
+        <w:pStyle w:val="FirstParagraph"/>
+      </w:pPr>
+      <w:ins w:id="20" w:author="PR Preview" w:date="2026-01-01T00:00:00Z">
+        <w:r>
+          <w:rPr>
+            <w:b/>
+            <w:bCs/>
+          </w:rPr>
+          <w:t xml:space="preserve">Exercise 1 (Prediction error and residual)</w:t>
+        </w:r>
+      </w:ins>
+      <w:ins w:id="21" w:author="PR Preview" w:date="2026-01-01T00:00:00Z">
+        <w:r>
+          <w:t xml:space="preserve"> </w:t>
+        </w:r>
+      </w:ins>
+      <w:ins w:id="22" w:author="PR Preview" w:date="2026-01-01T00:00:00Z">
+        <w:r>
+          <w:t xml:space="preserve">For an observation</w:t>
+        </w:r>
+      </w:ins>
+      <w:ins w:id="23" w:author="PR Preview" w:date="2026-01-01T00:00:00Z">
+        <w:r>
+          <w:t xml:space="preserve"> </w:t>
+        </w:r>
+      </w:ins>
+      <m:oMath>
+        <m:r>
+          <m:t>i</m:t>
+        </m:r>
+      </m:oMath>
+      <w:ins w:id="24" w:author="PR Preview" w:date="2026-01-01T00:00:00Z">
+        <w:r>
+          <w:t xml:space="preserve">,</w:t>
+        </w:r>
+      </w:ins>
+      <w:ins w:id="25" w:author="PR Preview" w:date="2026-01-01T00:00:00Z">
+        <w:r>
+          <w:t xml:space="preserve"> </w:t>
+        </w:r>
+      </w:ins>
+      <w:ins w:id="26" w:author="PR Preview" w:date="2026-01-01T00:00:00Z">
+        <w:r>
+          <w:t xml:space="preserve">write its</w:t>
+        </w:r>
+      </w:ins>
+      <w:ins w:id="27" w:author="PR Preview" w:date="2026-01-01T00:00:00Z">
+        <w:r>
+          <w:t xml:space="preserve"> </w:t>
+        </w:r>
+      </w:ins>
+      <w:hyperlink w:anchor="def-prediction-error">
+        <w:ins w:id="28" w:author="PR Preview" w:date="2026-01-01T00:00:00Z">
+          <w:r>
+            <w:rPr>
+              <w:rStyle w:val="Hyperlink"/>
+            </w:rPr>
+            <w:t xml:space="preserve">prediction error</w:t>
+          </w:r>
+        </w:ins>
+      </w:hyperlink>
+      <w:ins w:id="29" w:author="PR Preview" w:date="2026-01-01T00:00:00Z">
+        <w:r>
+          <w:t xml:space="preserve"> </w:t>
+        </w:r>
+      </w:ins>
+      <m:oMath>
+        <m:sSub>
+          <m:e>
+            <m:r>
+              <m:t>ε</m:t>
+            </m:r>
+          </m:e>
+          <m:sub>
+            <m:r>
+              <m:t>i</m:t>
+            </m:r>
+          </m:sub>
+        </m:sSub>
+      </m:oMath>
+      <w:ins w:id="30" w:author="PR Preview" w:date="2026-01-01T00:00:00Z">
+        <w:r>
+          <w:t xml:space="preserve"> </w:t>
+        </w:r>
+      </w:ins>
+      <w:ins w:id="31" w:author="PR Preview" w:date="2026-01-01T00:00:00Z">
+        <w:r>
+          <w:t xml:space="preserve">in terms of its</w:t>
+        </w:r>
+      </w:ins>
+      <w:ins w:id="32" w:author="PR Preview" w:date="2026-01-01T00:00:00Z">
+        <w:r>
+          <w:t xml:space="preserve"> </w:t>
+        </w:r>
+      </w:ins>
+      <w:hyperlink w:anchor="def-residual">
+        <w:ins w:id="33" w:author="PR Preview" w:date="2026-01-01T00:00:00Z">
+          <w:r>
+            <w:rPr>
+              <w:rStyle w:val="Hyperlink"/>
+            </w:rPr>
+            <w:t xml:space="preserve">residual</w:t>
+          </w:r>
+        </w:ins>
+      </w:hyperlink>
+      <w:ins w:id="34" w:author="PR Preview" w:date="2026-01-01T00:00:00Z">
+        <w:r>
+          <w:t xml:space="preserve"> </w:t>
+        </w:r>
+      </w:ins>
+      <m:oMath>
+        <m:sSub>
+          <m:e>
+            <m:r>
+              <m:t>r</m:t>
+            </m:r>
+          </m:e>
+          <m:sub>
+            <m:r>
+              <m:t>i</m:t>
+            </m:r>
+          </m:sub>
+        </m:sSub>
+      </m:oMath>
+      <w:ins w:id="35" w:author="PR Preview" w:date="2026-01-01T00:00:00Z">
+        <w:r>
+          <w:t xml:space="preserve">.</w:t>
+        </w:r>
+      </w:ins>
     </w:p>
     <w:bookmarkEnd w:id="17"/>
     <w:bookmarkStart w:id="18" w:name="sol-prediction-error-residual"/>
@@ -2211,87 +2407,244 @@
       <w:pPr>
         <w:pStyle w:val="FirstParagraph"/>
       </w:pPr>
-      <w:r>
-        <w:rPr>
-          <w:b/>
-          <w:bCs/>
-        </w:rPr>
-        <w:t xml:space="preserve">Theorem 1 (Prediction error is the negative of the residual)</w:t>
-      </w:r>
-      <w:r>
-        <w:t xml:space="preserve"> </w:t>
-      </w:r>
-      <w:r>
-        <w:t xml:space="preserve">For an observation</w:t>
-      </w:r>
-      <w:r>
-        <w:t xml:space="preserve"> </w:t>
-      </w:r>
+      <w:del w:id="36" w:author="PR Preview" w:date="2026-01-01T00:00:00Z">
+        <w:r>
+          <w:rPr>
+            <w:b/>
+            <w:bCs/>
+          </w:rPr>
+          <w:delText xml:space="preserve">Theorem 1 (Prediction error is the negative of the residual)</w:delText>
+        </w:r>
+      </w:del>
+      <w:del w:id="37" w:author="PR Preview" w:date="2026-01-01T00:00:00Z">
+        <w:r>
+          <w:delText xml:space="preserve"> </w:delText>
+        </w:r>
+      </w:del>
+      <w:del w:id="38" w:author="PR Preview" w:date="2026-01-01T00:00:00Z">
+        <w:r>
+          <w:delText xml:space="preserve">For an observation</w:delText>
+        </w:r>
+      </w:del>
+      <w:del w:id="39" w:author="PR Preview" w:date="2026-01-01T00:00:00Z">
+        <w:r>
+          <w:delText xml:space="preserve"> </w:delText>
+        </w:r>
+      </w:del>
       <m:oMath>
         <m:r>
           <m:t>i</m:t>
         </m:r>
       </m:oMath>
-      <w:r>
-        <w:t xml:space="preserve"> </w:t>
-      </w:r>
-      <w:r>
-        <w:t xml:space="preserve">that was used to fit the model,</w:t>
-      </w:r>
-      <w:r>
-        <w:t xml:space="preserve"> </w:t>
-      </w:r>
-      <w:r>
-        <w:t xml:space="preserve">the</w:t>
-      </w:r>
-      <w:r>
-        <w:t xml:space="preserve"> </w:t>
-      </w:r>
+      <w:del w:id="40" w:author="PR Preview" w:date="2026-01-01T00:00:00Z">
+        <w:r>
+          <w:delText xml:space="preserve"> </w:delText>
+        </w:r>
+      </w:del>
+      <w:del w:id="41" w:author="PR Preview" w:date="2026-01-01T00:00:00Z">
+        <w:r>
+          <w:delText xml:space="preserve">that was used to fit the model,</w:delText>
+        </w:r>
+      </w:del>
+      <w:del w:id="42" w:author="PR Preview" w:date="2026-01-01T00:00:00Z">
+        <w:r>
+          <w:delText xml:space="preserve"> </w:delText>
+        </w:r>
+      </w:del>
+      <w:del w:id="43" w:author="PR Preview" w:date="2026-01-01T00:00:00Z">
+        <w:r>
+          <w:delText xml:space="preserve">the</w:delText>
+        </w:r>
+      </w:del>
+      <w:del w:id="44" w:author="PR Preview" w:date="2026-01-01T00:00:00Z">
+        <w:r>
+          <w:delText xml:space="preserve"> </w:delText>
+        </w:r>
+      </w:del>
       <w:hyperlink w:anchor="def-prediction-error">
+        <w:del w:id="45" w:author="PR Preview" w:date="2026-01-01T00:00:00Z">
+          <w:r>
+            <w:rPr>
+              <w:rStyle w:val="Hyperlink"/>
+            </w:rPr>
+            <w:delText xml:space="preserve">prediction error</w:delText>
+          </w:r>
+        </w:del>
+      </w:hyperlink>
+      <w:del w:id="46" w:author="PR Preview" w:date="2026-01-01T00:00:00Z">
+        <w:r>
+          <w:delText xml:space="preserve"> </w:delText>
+        </w:r>
+      </w:del>
+      <w:del w:id="47" w:author="PR Preview" w:date="2026-01-01T00:00:00Z">
+        <w:r>
+          <w:delText xml:space="preserve">of its</w:delText>
+        </w:r>
+      </w:del>
+      <w:del w:id="48" w:author="PR Preview" w:date="2026-01-01T00:00:00Z">
+        <w:r>
+          <w:delText xml:space="preserve"> </w:delText>
+        </w:r>
+      </w:del>
+      <w:hyperlink w:anchor="def-fitted-value">
+        <w:del w:id="49" w:author="PR Preview" w:date="2026-01-01T00:00:00Z">
+          <w:r>
+            <w:rPr>
+              <w:rStyle w:val="Hyperlink"/>
+            </w:rPr>
+            <w:delText xml:space="preserve">fitted value</w:delText>
+          </w:r>
+        </w:del>
+      </w:hyperlink>
+      <w:del w:id="50" w:author="PR Preview" w:date="2026-01-01T00:00:00Z">
+        <w:r>
+          <w:delText xml:space="preserve"> </w:delText>
+        </w:r>
+      </w:del>
+      <w:del w:id="51" w:author="PR Preview" w:date="2026-01-01T00:00:00Z">
+        <w:r>
+          <w:delText xml:space="preserve">is the negative of its</w:delText>
+        </w:r>
+      </w:del>
+      <w:del w:id="52" w:author="PR Preview" w:date="2026-01-01T00:00:00Z">
+        <w:r>
+          <w:delText xml:space="preserve"> </w:delText>
+        </w:r>
+      </w:del>
+      <w:hyperlink w:anchor="def-residual">
+        <w:del w:id="53" w:author="PR Preview" w:date="2026-01-01T00:00:00Z">
+          <w:r>
+            <w:rPr>
+              <w:rStyle w:val="Hyperlink"/>
+            </w:rPr>
+            <w:delText xml:space="preserve">residual</w:delText>
+          </w:r>
+        </w:del>
+      </w:hyperlink>
+      <w:del w:id="54" w:author="PR Preview" w:date="2026-01-01T00:00:00Z">
+        <w:r>
+          <w:delText xml:space="preserve">:</w:delText>
+        </w:r>
+      </w:del>
+    </w:p>
+    <w:p>
+      <w:pPr>
+        <w:pStyle w:val="FirstParagraph"/>
+      </w:pPr>
+      <w:ins w:id="55" w:author="PR Preview" w:date="2026-01-01T00:00:00Z">
         <w:r>
           <w:rPr>
-            <w:rStyle w:val="Hyperlink"/>
+            <w:b/>
+            <w:bCs/>
           </w:rPr>
-          <w:t xml:space="preserve">prediction error</w:t>
-        </w:r>
+          <w:t xml:space="preserve">Theorem 1 (Prediction error is the negative of the residual)</w:t>
+        </w:r>
+      </w:ins>
+      <w:ins w:id="56" w:author="PR Preview" w:date="2026-01-01T00:00:00Z">
+        <w:r>
+          <w:t xml:space="preserve"> </w:t>
+        </w:r>
+      </w:ins>
+      <w:ins w:id="57" w:author="PR Preview" w:date="2026-01-01T00:00:00Z">
+        <w:r>
+          <w:t xml:space="preserve">For an observation</w:t>
+        </w:r>
+      </w:ins>
+      <w:ins w:id="58" w:author="PR Preview" w:date="2026-01-01T00:00:00Z">
+        <w:r>
+          <w:t xml:space="preserve"> </w:t>
+        </w:r>
+      </w:ins>
+      <m:oMath>
+        <m:r>
+          <m:t>i</m:t>
+        </m:r>
+      </m:oMath>
+      <w:ins w:id="59" w:author="PR Preview" w:date="2026-01-01T00:00:00Z">
+        <w:r>
+          <w:t xml:space="preserve">,</w:t>
+        </w:r>
+      </w:ins>
+      <w:ins w:id="60" w:author="PR Preview" w:date="2026-01-01T00:00:00Z">
+        <w:r>
+          <w:t xml:space="preserve"> </w:t>
+        </w:r>
+      </w:ins>
+      <w:ins w:id="61" w:author="PR Preview" w:date="2026-01-01T00:00:00Z">
+        <w:r>
+          <w:t xml:space="preserve">the</w:t>
+        </w:r>
+      </w:ins>
+      <w:ins w:id="62" w:author="PR Preview" w:date="2026-01-01T00:00:00Z">
+        <w:r>
+          <w:t xml:space="preserve"> </w:t>
+        </w:r>
+      </w:ins>
+      <w:hyperlink w:anchor="def-prediction-error">
+        <w:ins w:id="63" w:author="PR Preview" w:date="2026-01-01T00:00:00Z">
+          <w:r>
+            <w:rPr>
+              <w:rStyle w:val="Hyperlink"/>
+            </w:rPr>
+            <w:t xml:space="preserve">prediction error</w:t>
+          </w:r>
+        </w:ins>
       </w:hyperlink>
-      <w:r>
-        <w:t xml:space="preserve"> </w:t>
-      </w:r>
-      <w:r>
-        <w:t xml:space="preserve">of its</w:t>
-      </w:r>
-      <w:r>
-        <w:t xml:space="preserve"> </w:t>
-      </w:r>
+      <w:ins w:id="64" w:author="PR Preview" w:date="2026-01-01T00:00:00Z">
+        <w:r>
+          <w:t xml:space="preserve"> </w:t>
+        </w:r>
+      </w:ins>
+      <w:ins w:id="65" w:author="PR Preview" w:date="2026-01-01T00:00:00Z">
+        <w:r>
+          <w:t xml:space="preserve">of its</w:t>
+        </w:r>
+      </w:ins>
+      <w:ins w:id="66" w:author="PR Preview" w:date="2026-01-01T00:00:00Z">
+        <w:r>
+          <w:t xml:space="preserve"> </w:t>
+        </w:r>
+      </w:ins>
       <w:hyperlink w:anchor="def-fitted-value">
-        <w:r>
-          <w:rPr>
-            <w:rStyle w:val="Hyperlink"/>
-          </w:rPr>
-          <w:t xml:space="preserve">fitted value</w:t>
-        </w:r>
+        <w:ins w:id="67" w:author="PR Preview" w:date="2026-01-01T00:00:00Z">
+          <w:r>
+            <w:rPr>
+              <w:rStyle w:val="Hyperlink"/>
+            </w:rPr>
+            <w:t xml:space="preserve">fitted value</w:t>
+          </w:r>
+        </w:ins>
       </w:hyperlink>
-      <w:r>
-        <w:t xml:space="preserve"> </w:t>
-      </w:r>
-      <w:r>
-        <w:t xml:space="preserve">is the negative of its</w:t>
-      </w:r>
-      <w:r>
-        <w:t xml:space="preserve"> </w:t>
-      </w:r>
+      <w:ins w:id="68" w:author="PR Preview" w:date="2026-01-01T00:00:00Z">
+        <w:r>
+          <w:t xml:space="preserve"> </w:t>
+        </w:r>
+      </w:ins>
+      <w:ins w:id="69" w:author="PR Preview" w:date="2026-01-01T00:00:00Z">
+        <w:r>
+          <w:t xml:space="preserve">is the negative of its</w:t>
+        </w:r>
+      </w:ins>
+      <w:ins w:id="70" w:author="PR Preview" w:date="2026-01-01T00:00:00Z">
+        <w:r>
+          <w:t xml:space="preserve"> </w:t>
+        </w:r>
+      </w:ins>
       <w:hyperlink w:anchor="def-residual">
-        <w:r>
-          <w:rPr>
-            <w:rStyle w:val="Hyperlink"/>
-          </w:rPr>
-          <w:t xml:space="preserve">residual</w:t>
-        </w:r>
+        <w:ins w:id="71" w:author="PR Preview" w:date="2026-01-01T00:00:00Z">
+          <w:r>
+            <w:rPr>
+              <w:rStyle w:val="Hyperlink"/>
+            </w:rPr>
+            <w:t xml:space="preserve">residual</w:t>
+          </w:r>
+        </w:ins>
       </w:hyperlink>
-      <w:r>
-        <w:t xml:space="preserve">:</w:t>
-      </w:r>
+      <w:ins w:id="72" w:author="PR Preview" w:date="2026-01-01T00:00:00Z">
+        <w:r>
+          <w:t xml:space="preserve">:</w:t>
+        </w:r>
+      </w:ins>
     </w:p>
     <w:p>
       <w:pPr>
@@ -2385,93 +2738,264 @@
       <w:pPr>
         <w:pStyle w:val="BodyText"/>
       </w:pPr>
-      <w:r>
-        <w:rPr>
-          <w:b/>
-          <w:bCs/>
-        </w:rPr>
-        <w:t xml:space="preserve">Corollary 1 (The residual is the negative of the prediction error)</w:t>
-      </w:r>
-      <w:r>
-        <w:t xml:space="preserve"> </w:t>
-      </w:r>
-      <w:r>
-        <w:t xml:space="preserve">For an observation</w:t>
-      </w:r>
-      <w:r>
-        <w:t xml:space="preserve"> </w:t>
-      </w:r>
+      <w:del w:id="73" w:author="PR Preview" w:date="2026-01-01T00:00:00Z">
+        <w:r>
+          <w:rPr>
+            <w:b/>
+            <w:bCs/>
+          </w:rPr>
+          <w:delText xml:space="preserve">Corollary 1 (The residual is the negative of the prediction error)</w:delText>
+        </w:r>
+      </w:del>
+      <w:del w:id="74" w:author="PR Preview" w:date="2026-01-01T00:00:00Z">
+        <w:r>
+          <w:delText xml:space="preserve"> </w:delText>
+        </w:r>
+      </w:del>
+      <w:del w:id="75" w:author="PR Preview" w:date="2026-01-01T00:00:00Z">
+        <w:r>
+          <w:delText xml:space="preserve">For an observation</w:delText>
+        </w:r>
+      </w:del>
+      <w:del w:id="76" w:author="PR Preview" w:date="2026-01-01T00:00:00Z">
+        <w:r>
+          <w:delText xml:space="preserve"> </w:delText>
+        </w:r>
+      </w:del>
       <m:oMath>
         <m:r>
           <m:t>i</m:t>
         </m:r>
       </m:oMath>
-      <w:r>
-        <w:t xml:space="preserve"> </w:t>
-      </w:r>
-      <w:r>
-        <w:t xml:space="preserve">that was used to fit the model,</w:t>
-      </w:r>
-      <w:r>
-        <w:t xml:space="preserve"> </w:t>
-      </w:r>
-      <w:r>
-        <w:t xml:space="preserve">its</w:t>
-      </w:r>
-      <w:r>
-        <w:t xml:space="preserve"> </w:t>
-      </w:r>
+      <w:del w:id="77" w:author="PR Preview" w:date="2026-01-01T00:00:00Z">
+        <w:r>
+          <w:delText xml:space="preserve"> </w:delText>
+        </w:r>
+      </w:del>
+      <w:del w:id="78" w:author="PR Preview" w:date="2026-01-01T00:00:00Z">
+        <w:r>
+          <w:delText xml:space="preserve">that was used to fit the model,</w:delText>
+        </w:r>
+      </w:del>
+      <w:del w:id="79" w:author="PR Preview" w:date="2026-01-01T00:00:00Z">
+        <w:r>
+          <w:delText xml:space="preserve"> </w:delText>
+        </w:r>
+      </w:del>
+      <w:del w:id="80" w:author="PR Preview" w:date="2026-01-01T00:00:00Z">
+        <w:r>
+          <w:delText xml:space="preserve">its</w:delText>
+        </w:r>
+      </w:del>
+      <w:del w:id="81" w:author="PR Preview" w:date="2026-01-01T00:00:00Z">
+        <w:r>
+          <w:delText xml:space="preserve"> </w:delText>
+        </w:r>
+      </w:del>
       <w:hyperlink w:anchor="def-residual">
+        <w:del w:id="82" w:author="PR Preview" w:date="2026-01-01T00:00:00Z">
+          <w:r>
+            <w:rPr>
+              <w:rStyle w:val="Hyperlink"/>
+            </w:rPr>
+            <w:delText xml:space="preserve">residual</w:delText>
+          </w:r>
+        </w:del>
+      </w:hyperlink>
+      <w:del w:id="83" w:author="PR Preview" w:date="2026-01-01T00:00:00Z">
+        <w:r>
+          <w:delText xml:space="preserve"> </w:delText>
+        </w:r>
+      </w:del>
+      <w:del w:id="84" w:author="PR Preview" w:date="2026-01-01T00:00:00Z">
+        <w:r>
+          <w:delText xml:space="preserve">is the negative of</w:delText>
+        </w:r>
+      </w:del>
+      <w:del w:id="85" w:author="PR Preview" w:date="2026-01-01T00:00:00Z">
+        <w:r>
+          <w:delText xml:space="preserve"> </w:delText>
+        </w:r>
+      </w:del>
+      <w:del w:id="86" w:author="PR Preview" w:date="2026-01-01T00:00:00Z">
+        <w:r>
+          <w:delText xml:space="preserve">the</w:delText>
+        </w:r>
+      </w:del>
+      <w:del w:id="87" w:author="PR Preview" w:date="2026-01-01T00:00:00Z">
+        <w:r>
+          <w:delText xml:space="preserve"> </w:delText>
+        </w:r>
+      </w:del>
+      <w:hyperlink w:anchor="def-prediction-error">
+        <w:del w:id="88" w:author="PR Preview" w:date="2026-01-01T00:00:00Z">
+          <w:r>
+            <w:rPr>
+              <w:rStyle w:val="Hyperlink"/>
+            </w:rPr>
+            <w:delText xml:space="preserve">prediction error</w:delText>
+          </w:r>
+        </w:del>
+      </w:hyperlink>
+      <w:del w:id="89" w:author="PR Preview" w:date="2026-01-01T00:00:00Z">
+        <w:r>
+          <w:delText xml:space="preserve"> </w:delText>
+        </w:r>
+      </w:del>
+      <w:del w:id="90" w:author="PR Preview" w:date="2026-01-01T00:00:00Z">
+        <w:r>
+          <w:delText xml:space="preserve">of its</w:delText>
+        </w:r>
+      </w:del>
+      <w:del w:id="91" w:author="PR Preview" w:date="2026-01-01T00:00:00Z">
+        <w:r>
+          <w:delText xml:space="preserve"> </w:delText>
+        </w:r>
+      </w:del>
+      <w:hyperlink w:anchor="def-fitted-value">
+        <w:del w:id="92" w:author="PR Preview" w:date="2026-01-01T00:00:00Z">
+          <w:r>
+            <w:rPr>
+              <w:rStyle w:val="Hyperlink"/>
+            </w:rPr>
+            <w:delText xml:space="preserve">fitted value</w:delText>
+          </w:r>
+        </w:del>
+      </w:hyperlink>
+      <w:del w:id="93" w:author="PR Preview" w:date="2026-01-01T00:00:00Z">
+        <w:r>
+          <w:delText xml:space="preserve">:</w:delText>
+        </w:r>
+      </w:del>
+    </w:p>
+    <w:p>
+      <w:pPr>
+        <w:pStyle w:val="BodyText"/>
+      </w:pPr>
+      <w:ins w:id="94" w:author="PR Preview" w:date="2026-01-01T00:00:00Z">
         <w:r>
           <w:rPr>
-            <w:rStyle w:val="Hyperlink"/>
+            <w:b/>
+            <w:bCs/>
           </w:rPr>
-          <w:t xml:space="preserve">residual</w:t>
-        </w:r>
+          <w:t xml:space="preserve">Corollary 1 (The residual is the negative of the prediction error)</w:t>
+        </w:r>
+      </w:ins>
+      <w:ins w:id="95" w:author="PR Preview" w:date="2026-01-01T00:00:00Z">
+        <w:r>
+          <w:t xml:space="preserve"> </w:t>
+        </w:r>
+      </w:ins>
+      <w:ins w:id="96" w:author="PR Preview" w:date="2026-01-01T00:00:00Z">
+        <w:r>
+          <w:t xml:space="preserve">For an observation</w:t>
+        </w:r>
+      </w:ins>
+      <w:ins w:id="97" w:author="PR Preview" w:date="2026-01-01T00:00:00Z">
+        <w:r>
+          <w:t xml:space="preserve"> </w:t>
+        </w:r>
+      </w:ins>
+      <m:oMath>
+        <m:r>
+          <m:t>i</m:t>
+        </m:r>
+      </m:oMath>
+      <w:ins w:id="98" w:author="PR Preview" w:date="2026-01-01T00:00:00Z">
+        <w:r>
+          <w:t xml:space="preserve">,</w:t>
+        </w:r>
+      </w:ins>
+      <w:ins w:id="99" w:author="PR Preview" w:date="2026-01-01T00:00:00Z">
+        <w:r>
+          <w:t xml:space="preserve"> </w:t>
+        </w:r>
+      </w:ins>
+      <w:ins w:id="100" w:author="PR Preview" w:date="2026-01-01T00:00:00Z">
+        <w:r>
+          <w:t xml:space="preserve">its</w:t>
+        </w:r>
+      </w:ins>
+      <w:ins w:id="101" w:author="PR Preview" w:date="2026-01-01T00:00:00Z">
+        <w:r>
+          <w:t xml:space="preserve"> </w:t>
+        </w:r>
+      </w:ins>
+      <w:hyperlink w:anchor="def-residual">
+        <w:ins w:id="102" w:author="PR Preview" w:date="2026-01-01T00:00:00Z">
+          <w:r>
+            <w:rPr>
+              <w:rStyle w:val="Hyperlink"/>
+            </w:rPr>
+            <w:t xml:space="preserve">residual</w:t>
+          </w:r>
+        </w:ins>
       </w:hyperlink>
-      <w:r>
-        <w:t xml:space="preserve"> </w:t>
-      </w:r>
-      <w:r>
-        <w:t xml:space="preserve">is the negative of</w:t>
-      </w:r>
-      <w:r>
-        <w:t xml:space="preserve"> </w:t>
-      </w:r>
-      <w:r>
-        <w:t xml:space="preserve">the</w:t>
-      </w:r>
-      <w:r>
-        <w:t xml:space="preserve"> </w:t>
-      </w:r>
+      <w:ins w:id="103" w:author="PR Preview" w:date="2026-01-01T00:00:00Z">
+        <w:r>
+          <w:t xml:space="preserve"> </w:t>
+        </w:r>
+      </w:ins>
+      <w:ins w:id="104" w:author="PR Preview" w:date="2026-01-01T00:00:00Z">
+        <w:r>
+          <w:t xml:space="preserve">is the negative of</w:t>
+        </w:r>
+      </w:ins>
+      <w:ins w:id="105" w:author="PR Preview" w:date="2026-01-01T00:00:00Z">
+        <w:r>
+          <w:t xml:space="preserve"> </w:t>
+        </w:r>
+      </w:ins>
+      <w:ins w:id="106" w:author="PR Preview" w:date="2026-01-01T00:00:00Z">
+        <w:r>
+          <w:t xml:space="preserve">the</w:t>
+        </w:r>
+      </w:ins>
+      <w:ins w:id="107" w:author="PR Preview" w:date="2026-01-01T00:00:00Z">
+        <w:r>
+          <w:t xml:space="preserve"> </w:t>
+        </w:r>
+      </w:ins>
       <w:hyperlink w:anchor="def-prediction-error">
-        <w:r>
-          <w:rPr>
-            <w:rStyle w:val="Hyperlink"/>
-          </w:rPr>
-          <w:t xml:space="preserve">prediction error</w:t>
-        </w:r>
+        <w:ins w:id="108" w:author="PR Preview" w:date="2026-01-01T00:00:00Z">
+          <w:r>
+            <w:rPr>
+              <w:rStyle w:val="Hyperlink"/>
+            </w:rPr>
+            <w:t xml:space="preserve">prediction error</w:t>
+          </w:r>
+        </w:ins>
       </w:hyperlink>
-      <w:r>
-        <w:t xml:space="preserve"> </w:t>
-      </w:r>
-      <w:r>
-        <w:t xml:space="preserve">of its</w:t>
-      </w:r>
-      <w:r>
-        <w:t xml:space="preserve"> </w:t>
-      </w:r>
+      <w:ins w:id="109" w:author="PR Preview" w:date="2026-01-01T00:00:00Z">
+        <w:r>
+          <w:t xml:space="preserve"> </w:t>
+        </w:r>
+      </w:ins>
+      <w:ins w:id="110" w:author="PR Preview" w:date="2026-01-01T00:00:00Z">
+        <w:r>
+          <w:t xml:space="preserve">of its</w:t>
+        </w:r>
+      </w:ins>
+      <w:ins w:id="111" w:author="PR Preview" w:date="2026-01-01T00:00:00Z">
+        <w:r>
+          <w:t xml:space="preserve"> </w:t>
+        </w:r>
+      </w:ins>
       <w:hyperlink w:anchor="def-fitted-value">
-        <w:r>
-          <w:rPr>
-            <w:rStyle w:val="Hyperlink"/>
-          </w:rPr>
-          <w:t xml:space="preserve">fitted value</w:t>
-        </w:r>
+        <w:ins w:id="112" w:author="PR Preview" w:date="2026-01-01T00:00:00Z">
+          <w:r>
+            <w:rPr>
+              <w:rStyle w:val="Hyperlink"/>
+            </w:rPr>
+            <w:t xml:space="preserve">fitted value</w:t>
+          </w:r>
+        </w:ins>
       </w:hyperlink>
-      <w:r>
-        <w:t xml:space="preserve">:</w:t>
-      </w:r>
+      <w:ins w:id="113" w:author="PR Preview" w:date="2026-01-01T00:00:00Z">
+        <w:r>
+          <w:t xml:space="preserve">:</w:t>
+        </w:r>
+      </w:ins>
     </w:p>
     <w:p>
       <w:pPr>
@@ -4225,38 +4749,111 @@
       <w:pPr>
         <w:pStyle w:val="FirstParagraph"/>
       </w:pPr>
-      <w:r>
-        <w:t xml:space="preserve">For an observation used to fit the model,</w:t>
-      </w:r>
-      <w:r>
-        <w:t xml:space="preserve"> </w:t>
-      </w:r>
-      <w:r>
-        <w:t xml:space="preserve">the prediction error is the negative of the residual</w:t>
-      </w:r>
-      <w:r>
-        <w:t xml:space="preserve"> </w:t>
-      </w:r>
-      <w:r>
-        <w:t xml:space="preserve">(</w:t>
-      </w:r>
+      <w:del w:id="114" w:author="PR Preview" w:date="2026-01-01T00:00:00Z">
+        <w:r>
+          <w:delText xml:space="preserve">For an observation used to fit the model,</w:delText>
+        </w:r>
+      </w:del>
+      <w:del w:id="115" w:author="PR Preview" w:date="2026-01-01T00:00:00Z">
+        <w:r>
+          <w:delText xml:space="preserve"> </w:delText>
+        </w:r>
+      </w:del>
+      <w:del w:id="116" w:author="PR Preview" w:date="2026-01-01T00:00:00Z">
+        <w:r>
+          <w:delText xml:space="preserve">the prediction error is the negative of the residual</w:delText>
+        </w:r>
+      </w:del>
+      <w:del w:id="117" w:author="PR Preview" w:date="2026-01-01T00:00:00Z">
+        <w:r>
+          <w:delText xml:space="preserve"> </w:delText>
+        </w:r>
+      </w:del>
+      <w:del w:id="118" w:author="PR Preview" w:date="2026-01-01T00:00:00Z">
+        <w:r>
+          <w:delText xml:space="preserve">(</w:delText>
+        </w:r>
+      </w:del>
       <w:hyperlink w:anchor="thm-prediction-error-residual">
-        <w:r>
-          <w:rPr>
-            <w:rStyle w:val="Hyperlink"/>
-          </w:rPr>
-          <w:t xml:space="preserve">Theorem 1</w:t>
-        </w:r>
+        <w:del w:id="119" w:author="PR Preview" w:date="2026-01-01T00:00:00Z">
+          <w:r>
+            <w:rPr>
+              <w:rStyle w:val="Hyperlink"/>
+            </w:rPr>
+            <w:delText xml:space="preserve">Theorem 1</w:delText>
+          </w:r>
+        </w:del>
       </w:hyperlink>
-      <w:r>
-        <w:t xml:space="preserve">),</w:t>
-      </w:r>
-      <w:r>
-        <w:t xml:space="preserve"> </w:t>
-      </w:r>
-      <w:r>
-        <w:t xml:space="preserve">so the two differ only in orientation.</w:t>
-      </w:r>
+      <w:del w:id="120" w:author="PR Preview" w:date="2026-01-01T00:00:00Z">
+        <w:r>
+          <w:delText xml:space="preserve">),</w:delText>
+        </w:r>
+      </w:del>
+      <w:del w:id="121" w:author="PR Preview" w:date="2026-01-01T00:00:00Z">
+        <w:r>
+          <w:delText xml:space="preserve"> </w:delText>
+        </w:r>
+      </w:del>
+      <w:del w:id="122" w:author="PR Preview" w:date="2026-01-01T00:00:00Z">
+        <w:r>
+          <w:delText xml:space="preserve">so the two differ only in orientation.</w:delText>
+        </w:r>
+      </w:del>
+    </w:p>
+    <w:p>
+      <w:pPr>
+        <w:pStyle w:val="FirstParagraph"/>
+      </w:pPr>
+      <w:ins w:id="123" w:author="PR Preview" w:date="2026-01-01T00:00:00Z">
+        <w:r>
+          <w:t xml:space="preserve">For a fitted value,</w:t>
+        </w:r>
+      </w:ins>
+      <w:ins w:id="124" w:author="PR Preview" w:date="2026-01-01T00:00:00Z">
+        <w:r>
+          <w:t xml:space="preserve"> </w:t>
+        </w:r>
+      </w:ins>
+      <w:ins w:id="125" w:author="PR Preview" w:date="2026-01-01T00:00:00Z">
+        <w:r>
+          <w:t xml:space="preserve">the prediction error is the negative of the residual</w:t>
+        </w:r>
+      </w:ins>
+      <w:ins w:id="126" w:author="PR Preview" w:date="2026-01-01T00:00:00Z">
+        <w:r>
+          <w:t xml:space="preserve"> </w:t>
+        </w:r>
+      </w:ins>
+      <w:ins w:id="127" w:author="PR Preview" w:date="2026-01-01T00:00:00Z">
+        <w:r>
+          <w:t xml:space="preserve">(</w:t>
+        </w:r>
+      </w:ins>
+      <w:hyperlink w:anchor="thm-prediction-error-residual">
+        <w:ins w:id="128" w:author="PR Preview" w:date="2026-01-01T00:00:00Z">
+          <w:r>
+            <w:rPr>
+              <w:rStyle w:val="Hyperlink"/>
+            </w:rPr>
+            <w:t xml:space="preserve">Theorem 1</w:t>
+          </w:r>
+        </w:ins>
+      </w:hyperlink>
+      <w:ins w:id="129" w:author="PR Preview" w:date="2026-01-01T00:00:00Z">
+        <w:r>
+          <w:t xml:space="preserve">),</w:t>
+        </w:r>
+      </w:ins>
+      <w:ins w:id="130" w:author="PR Preview" w:date="2026-01-01T00:00:00Z">
+        <w:r>
+          <w:t xml:space="preserve"> </w:t>
+        </w:r>
+      </w:ins>
+      <w:ins w:id="131" w:author="PR Preview" w:date="2026-01-01T00:00:00Z">
+        <w:r>
+          <w:t xml:space="preserve">so the two differ only in orientation.</w:t>
+        </w:r>
+      </w:ins>
     </w:p>
     <w:bookmarkEnd w:id="25"/>
     <w:bookmarkEnd w:id="26"/>
@@ -4756,16 +5353,21 @@
               <m:chr m:val="̂"/>
             </m:accPr>
             <m:e>
-              <m:acc>
-                <m:accPr>
-                  <m:chr m:val="̃"/>
-                </m:accPr>
+              <m:limLow>
                 <m:e>
                   <m:r>
                     <m:t>θ</m:t>
                   </m:r>
                 </m:e>
-              </m:acc>
+                <m:lim>
+                  <m:r>
+                    <m:rPr>
+                      <m:sty m:val="p"/>
+                    </m:rPr>
+                    <m:t>∼</m:t>
+                  </m:r>
+                </m:lim>
+              </m:limLow>
             </m:e>
           </m:acc>
           <m:r>
@@ -4801,16 +5403,21 @@
               <m:chr m:val="̂"/>
             </m:accPr>
             <m:e>
-              <m:acc>
-                <m:accPr>
-                  <m:chr m:val="̃"/>
-                </m:accPr>
+              <m:limLow>
                 <m:e>
                   <m:r>
                     <m:t>θ</m:t>
                   </m:r>
                 </m:e>
-              </m:acc>
+                <m:lim>
+                  <m:r>
+                    <m:rPr>
+                      <m:sty m:val="p"/>
+                    </m:rPr>
+                    <m:t>∼</m:t>
+                  </m:r>
+                </m:lim>
+              </m:limLow>
             </m:e>
           </m:acc>
           <m:r>
